--- a/Rasel Ahmmed-Brac Bank PLC.docx
+++ b/Rasel Ahmmed-Brac Bank PLC.docx
@@ -166,94 +166,15 @@
         </w:rPr>
       </w:pPr>
       <w:r>
-        <w:t>Over</w:t>
-      </w:r>
-      <w:r>
-        <w:rPr>
-          <w:spacing w:val="-4"/>
-        </w:rPr>
-        <w:t xml:space="preserve"> </w:t>
-      </w:r>
-      <w:r>
-        <w:t>with</w:t>
-      </w:r>
-      <w:r>
-        <w:rPr>
-          <w:spacing w:val="-4"/>
-        </w:rPr>
-        <w:t xml:space="preserve"> </w:t>
-      </w:r>
-      <w:r>
-        <w:rPr>
-          <w:b/>
-        </w:rPr>
-        <w:t>1</w:t>
-      </w:r>
-      <w:r>
-        <w:rPr>
-          <w:b/>
-        </w:rPr>
-        <w:t>4</w:t>
-      </w:r>
-      <w:r>
-        <w:rPr>
-          <w:b/>
-        </w:rPr>
-        <w:t>+</w:t>
-      </w:r>
-      <w:r>
-        <w:rPr>
-          <w:b/>
+        <w:t>Experience</w:t>
+      </w:r>
+      <w:r>
+        <w:rPr>
           <w:spacing w:val="-1"/>
         </w:rPr>
         <w:t xml:space="preserve"> </w:t>
       </w:r>
       <w:r>
-        <w:t>years</w:t>
-      </w:r>
-      <w:r>
-        <w:rPr>
-          <w:spacing w:val="-4"/>
-        </w:rPr>
-        <w:t xml:space="preserve"> </w:t>
-      </w:r>
-      <w:r>
-        <w:t>of</w:t>
-      </w:r>
-      <w:r>
-        <w:rPr>
-          <w:spacing w:val="-2"/>
-        </w:rPr>
-        <w:t xml:space="preserve"> </w:t>
-      </w:r>
-      <w:r>
-        <w:t>Software</w:t>
-      </w:r>
-      <w:r>
-        <w:rPr>
-          <w:spacing w:val="-4"/>
-        </w:rPr>
-        <w:t xml:space="preserve"> </w:t>
-      </w:r>
-      <w:r>
-        <w:t>Development</w:t>
-      </w:r>
-      <w:r>
-        <w:rPr>
-          <w:spacing w:val="-2"/>
-        </w:rPr>
-        <w:t xml:space="preserve"> </w:t>
-      </w:r>
-      <w:r>
-        <w:t>Experience</w:t>
-      </w:r>
-      <w:r>
-        <w:rPr>
-          <w:spacing w:val="-1"/>
-        </w:rPr>
-        <w:t xml:space="preserve"> </w:t>
-      </w:r>
-      <w:r>
         <w:t>in</w:t>
       </w:r>
       <w:r>
@@ -302,13 +223,16 @@
         <w:t>high</w:t>
       </w:r>
       <w:r>
-        <w:rPr>
-          <w:spacing w:val="-3"/>
-        </w:rPr>
-        <w:t xml:space="preserve"> </w:t>
-      </w:r>
-      <w:r>
-        <w:t>quality software solutions.</w:t>
+        <w:t>-</w:t>
+      </w:r>
+      <w:r>
+        <w:t>quality software solutions</w:t>
+      </w:r>
+      <w:r>
+        <w:t xml:space="preserve"> with a strong focus on scalability, performance, and maintainability</w:t>
+      </w:r>
+      <w:r>
+        <w:t>.</w:t>
       </w:r>
     </w:p>
     <w:p>
@@ -437,6 +361,9 @@
       </w:r>
       <w:r>
         <w:t>development with strong focus on UI design</w:t>
+      </w:r>
+      <w:r>
+        <w:t xml:space="preserve"> and user experience.</w:t>
       </w:r>
     </w:p>
     <w:p>
@@ -703,13 +630,7 @@
         <w:rPr>
           <w:b/>
         </w:rPr>
-        <w:t>Server</w:t>
-      </w:r>
-      <w:r>
-        <w:rPr>
-          <w:b/>
-        </w:rPr>
-        <w:t xml:space="preserve">, </w:t>
+        <w:t xml:space="preserve">Server, </w:t>
       </w:r>
       <w:r>
         <w:rPr>
@@ -1096,11 +1017,19 @@
         </w:rPr>
         <w:t xml:space="preserve"> </w:t>
       </w:r>
-      <w:r>
-        <w:rPr>
-          <w:b/>
-        </w:rPr>
-        <w:t>vNET,</w:t>
+      <w:proofErr w:type="spellStart"/>
+      <w:r>
+        <w:rPr>
+          <w:b/>
+        </w:rPr>
+        <w:t>vNET</w:t>
+      </w:r>
+      <w:proofErr w:type="spellEnd"/>
+      <w:r>
+        <w:rPr>
+          <w:b/>
+        </w:rPr>
+        <w:t>,</w:t>
       </w:r>
       <w:r>
         <w:rPr>
@@ -1661,15 +1590,7 @@
           <w:bCs/>
           <w:spacing w:val="-3"/>
         </w:rPr>
-        <w:t>AI-Assisted .NET Development, OpenAI Codex, Claude, GitHub Copilot</w:t>
-      </w:r>
-      <w:r>
-        <w:rPr>
-          <w:b/>
-          <w:bCs/>
-          <w:spacing w:val="-3"/>
-        </w:rPr>
-        <w:t>.</w:t>
+        <w:t>AI-Assisted .NET Development, OpenAI Codex, Claude, GitHub Copilot.</w:t>
       </w:r>
     </w:p>
     <w:p>
@@ -2085,7 +2006,14 @@
           <w:b/>
           <w:bCs/>
         </w:rPr>
-        <w:t>Tomcat,</w:t>
+        <w:t>Tomcat</w:t>
+      </w:r>
+      <w:r>
+        <w:rPr>
+          <w:b/>
+          <w:bCs/>
+        </w:rPr>
+        <w:t>,</w:t>
       </w:r>
       <w:r>
         <w:rPr>
@@ -2101,7 +2029,25 @@
           <w:bCs/>
           <w:spacing w:val="-2"/>
         </w:rPr>
-        <w:t>xampp.</w:t>
+        <w:t xml:space="preserve">and </w:t>
+      </w:r>
+      <w:proofErr w:type="spellStart"/>
+      <w:r>
+        <w:rPr>
+          <w:b/>
+          <w:bCs/>
+          <w:spacing w:val="-2"/>
+        </w:rPr>
+        <w:t>xampp</w:t>
+      </w:r>
+      <w:proofErr w:type="spellEnd"/>
+      <w:r>
+        <w:rPr>
+          <w:b/>
+          <w:bCs/>
+          <w:spacing w:val="-2"/>
+        </w:rPr>
+        <w:t>.</w:t>
       </w:r>
     </w:p>
     <w:p>
@@ -2686,7 +2632,23 @@
           <w:color w:val="212121"/>
           <w:spacing w:val="-2"/>
         </w:rPr>
-        <w:t>PHP(Codeigniter)</w:t>
+        <w:t>PHP(</w:t>
+      </w:r>
+      <w:proofErr w:type="spellStart"/>
+      <w:r>
+        <w:rPr>
+          <w:color w:val="212121"/>
+          <w:spacing w:val="-2"/>
+        </w:rPr>
+        <w:t>Codeigniter</w:t>
+      </w:r>
+      <w:proofErr w:type="spellEnd"/>
+      <w:r>
+        <w:rPr>
+          <w:color w:val="212121"/>
+          <w:spacing w:val="-2"/>
+        </w:rPr>
+        <w:t>)</w:t>
       </w:r>
       <w:r>
         <w:rPr>
@@ -2938,11 +2900,19 @@
         </w:rPr>
         <w:t xml:space="preserve"> </w:t>
       </w:r>
-      <w:r>
-        <w:rPr>
-          <w:color w:val="212121"/>
-        </w:rPr>
-        <w:t>JQGrid,</w:t>
+      <w:proofErr w:type="spellStart"/>
+      <w:r>
+        <w:rPr>
+          <w:color w:val="212121"/>
+        </w:rPr>
+        <w:t>JQGrid</w:t>
+      </w:r>
+      <w:proofErr w:type="spellEnd"/>
+      <w:r>
+        <w:rPr>
+          <w:color w:val="212121"/>
+        </w:rPr>
+        <w:t>,</w:t>
       </w:r>
       <w:r>
         <w:rPr>
@@ -2951,24 +2921,40 @@
         </w:rPr>
         <w:t xml:space="preserve"> </w:t>
       </w:r>
-      <w:r>
-        <w:rPr>
-          <w:color w:val="212121"/>
-        </w:rPr>
-        <w:t>DataTables,</w:t>
-      </w:r>
-      <w:r>
-        <w:rPr>
-          <w:color w:val="212121"/>
-          <w:spacing w:val="-5"/>
-        </w:rPr>
-        <w:t xml:space="preserve"> </w:t>
-      </w:r>
-      <w:r>
-        <w:rPr>
-          <w:color w:val="212121"/>
-        </w:rPr>
-        <w:t>JQWidget,</w:t>
+      <w:proofErr w:type="spellStart"/>
+      <w:r>
+        <w:rPr>
+          <w:color w:val="212121"/>
+        </w:rPr>
+        <w:t>DataTables</w:t>
+      </w:r>
+      <w:proofErr w:type="spellEnd"/>
+      <w:r>
+        <w:rPr>
+          <w:color w:val="212121"/>
+        </w:rPr>
+        <w:t>,</w:t>
+      </w:r>
+      <w:r>
+        <w:rPr>
+          <w:color w:val="212121"/>
+          <w:spacing w:val="-5"/>
+        </w:rPr>
+        <w:t xml:space="preserve"> </w:t>
+      </w:r>
+      <w:proofErr w:type="spellStart"/>
+      <w:r>
+        <w:rPr>
+          <w:color w:val="212121"/>
+        </w:rPr>
+        <w:t>JQWidget</w:t>
+      </w:r>
+      <w:proofErr w:type="spellEnd"/>
+      <w:r>
+        <w:rPr>
+          <w:color w:val="212121"/>
+        </w:rPr>
+        <w:t>,</w:t>
       </w:r>
       <w:r>
         <w:rPr>
@@ -2977,11 +2963,19 @@
         </w:rPr>
         <w:t xml:space="preserve"> </w:t>
       </w:r>
-      <w:r>
-        <w:rPr>
-          <w:color w:val="212121"/>
-        </w:rPr>
-        <w:t>KnockOutJS,</w:t>
+      <w:proofErr w:type="spellStart"/>
+      <w:r>
+        <w:rPr>
+          <w:color w:val="212121"/>
+        </w:rPr>
+        <w:t>KnockOutJS</w:t>
+      </w:r>
+      <w:proofErr w:type="spellEnd"/>
+      <w:r>
+        <w:rPr>
+          <w:color w:val="212121"/>
+        </w:rPr>
+        <w:t>,</w:t>
       </w:r>
       <w:r>
         <w:rPr>
@@ -3016,8 +3010,17 @@
           <w:color w:val="212121"/>
           <w:spacing w:val="-2"/>
         </w:rPr>
-        <w:t>MVC Grid, Syncfusion</w:t>
-      </w:r>
+        <w:t xml:space="preserve">MVC Grid, </w:t>
+      </w:r>
+      <w:proofErr w:type="spellStart"/>
+      <w:r>
+        <w:rPr>
+          <w:color w:val="212121"/>
+          <w:spacing w:val="-2"/>
+        </w:rPr>
+        <w:t>Syncfusion</w:t>
+      </w:r>
+      <w:proofErr w:type="spellEnd"/>
     </w:p>
     <w:p>
       <w:pPr>
@@ -3471,12 +3474,21 @@
         </w:rPr>
         <w:t xml:space="preserve"> </w:t>
       </w:r>
+      <w:proofErr w:type="spellStart"/>
       <w:r>
         <w:rPr>
           <w:color w:val="212121"/>
           <w:spacing w:val="-8"/>
         </w:rPr>
-        <w:t xml:space="preserve">Syncfusion, </w:t>
+        <w:t>Syncfusion</w:t>
+      </w:r>
+      <w:proofErr w:type="spellEnd"/>
+      <w:r>
+        <w:rPr>
+          <w:color w:val="212121"/>
+          <w:spacing w:val="-8"/>
+        </w:rPr>
+        <w:t xml:space="preserve">, </w:t>
       </w:r>
       <w:r>
         <w:rPr>
@@ -3696,19 +3708,28 @@
         </w:rPr>
         <w:t xml:space="preserve"> </w:t>
       </w:r>
-      <w:r>
-        <w:rPr>
-          <w:color w:val="212121"/>
-        </w:rPr>
-        <w:t>Autofac,</w:t>
-      </w:r>
-      <w:r>
-        <w:rPr>
-          <w:color w:val="212121"/>
-          <w:spacing w:val="-5"/>
-        </w:rPr>
-        <w:t xml:space="preserve"> </w:t>
-      </w:r>
+      <w:proofErr w:type="spellStart"/>
+      <w:r>
+        <w:rPr>
+          <w:color w:val="212121"/>
+        </w:rPr>
+        <w:t>Autofac</w:t>
+      </w:r>
+      <w:proofErr w:type="spellEnd"/>
+      <w:r>
+        <w:rPr>
+          <w:color w:val="212121"/>
+        </w:rPr>
+        <w:t>,</w:t>
+      </w:r>
+      <w:r>
+        <w:rPr>
+          <w:color w:val="212121"/>
+          <w:spacing w:val="-5"/>
+        </w:rPr>
+        <w:t xml:space="preserve"> </w:t>
+      </w:r>
+      <w:proofErr w:type="spellStart"/>
       <w:r>
         <w:rPr>
           <w:color w:val="212121"/>
@@ -3716,6 +3737,7 @@
         </w:rPr>
         <w:t>Ninject</w:t>
       </w:r>
+      <w:proofErr w:type="spellEnd"/>
     </w:p>
     <w:p>
       <w:pPr>
@@ -3759,6 +3781,7 @@
         </w:rPr>
         <w:t xml:space="preserve"> </w:t>
       </w:r>
+      <w:proofErr w:type="spellStart"/>
       <w:r>
         <w:rPr>
           <w:color w:val="212121"/>
@@ -3766,13 +3789,23 @@
         </w:rPr>
         <w:t>Elmah</w:t>
       </w:r>
-      <w:r>
-        <w:rPr>
-          <w:color w:val="212121"/>
-          <w:spacing w:val="-2"/>
-        </w:rPr>
-        <w:t>, Serilog</w:t>
-      </w:r>
+      <w:proofErr w:type="spellEnd"/>
+      <w:r>
+        <w:rPr>
+          <w:color w:val="212121"/>
+          <w:spacing w:val="-2"/>
+        </w:rPr>
+        <w:t xml:space="preserve">, </w:t>
+      </w:r>
+      <w:proofErr w:type="spellStart"/>
+      <w:r>
+        <w:rPr>
+          <w:color w:val="212121"/>
+          <w:spacing w:val="-2"/>
+        </w:rPr>
+        <w:t>Serilog</w:t>
+      </w:r>
+      <w:proofErr w:type="spellEnd"/>
       <w:r>
         <w:rPr>
           <w:color w:val="212121"/>
@@ -3878,7 +3911,23 @@
           <w:color w:val="212121"/>
           <w:spacing w:val="-2"/>
         </w:rPr>
-        <w:t xml:space="preserve">Azure Function, VM, vNET, Cosmos DB, Azure App Service, Azure </w:t>
+        <w:t xml:space="preserve">Azure Function, VM, </w:t>
+      </w:r>
+      <w:proofErr w:type="spellStart"/>
+      <w:r>
+        <w:rPr>
+          <w:color w:val="212121"/>
+          <w:spacing w:val="-2"/>
+        </w:rPr>
+        <w:t>vNET</w:t>
+      </w:r>
+      <w:proofErr w:type="spellEnd"/>
+      <w:r>
+        <w:rPr>
+          <w:color w:val="212121"/>
+          <w:spacing w:val="-2"/>
+        </w:rPr>
+        <w:t xml:space="preserve">, Cosmos DB, Azure App Service, Azure </w:t>
       </w:r>
       <w:r>
         <w:rPr>
@@ -3974,12 +4023,21 @@
         </w:rPr>
         <w:t xml:space="preserve"> </w:t>
       </w:r>
-      <w:r>
-        <w:rPr>
-          <w:color w:val="212121"/>
-          <w:spacing w:val="-2"/>
-        </w:rPr>
-        <w:t>NopCommerce,</w:t>
+      <w:proofErr w:type="spellStart"/>
+      <w:r>
+        <w:rPr>
+          <w:color w:val="212121"/>
+          <w:spacing w:val="-2"/>
+        </w:rPr>
+        <w:t>NopCommerce</w:t>
+      </w:r>
+      <w:proofErr w:type="spellEnd"/>
+      <w:r>
+        <w:rPr>
+          <w:color w:val="212121"/>
+          <w:spacing w:val="-2"/>
+        </w:rPr>
+        <w:t>,</w:t>
       </w:r>
     </w:p>
     <w:p>
@@ -4050,11 +4108,19 @@
         </w:rPr>
         <w:t xml:space="preserve"> </w:t>
       </w:r>
-      <w:r>
-        <w:rPr>
-          <w:color w:val="212121"/>
-        </w:rPr>
-        <w:t>UnitTest,</w:t>
+      <w:proofErr w:type="spellStart"/>
+      <w:r>
+        <w:rPr>
+          <w:color w:val="212121"/>
+        </w:rPr>
+        <w:t>UnitTest</w:t>
+      </w:r>
+      <w:proofErr w:type="spellEnd"/>
+      <w:r>
+        <w:rPr>
+          <w:color w:val="212121"/>
+        </w:rPr>
+        <w:t>,</w:t>
       </w:r>
       <w:r>
         <w:rPr>
@@ -4414,11 +4480,19 @@
         </w:rPr>
         <w:t xml:space="preserve"> </w:t>
       </w:r>
-      <w:r>
-        <w:rPr>
-          <w:color w:val="212121"/>
-        </w:rPr>
-        <w:t>DotNetNuke,</w:t>
+      <w:proofErr w:type="spellStart"/>
+      <w:r>
+        <w:rPr>
+          <w:color w:val="212121"/>
+        </w:rPr>
+        <w:t>DotNetNuke</w:t>
+      </w:r>
+      <w:proofErr w:type="spellEnd"/>
+      <w:r>
+        <w:rPr>
+          <w:color w:val="212121"/>
+        </w:rPr>
+        <w:t>,</w:t>
       </w:r>
       <w:r>
         <w:rPr>
@@ -4554,11 +4628,19 @@
         </w:rPr>
         <w:t xml:space="preserve"> </w:t>
       </w:r>
-      <w:r>
-        <w:rPr>
-          <w:color w:val="212121"/>
-        </w:rPr>
-        <w:t>Hotgloo,</w:t>
+      <w:proofErr w:type="spellStart"/>
+      <w:r>
+        <w:rPr>
+          <w:color w:val="212121"/>
+        </w:rPr>
+        <w:t>Hotgloo</w:t>
+      </w:r>
+      <w:proofErr w:type="spellEnd"/>
+      <w:r>
+        <w:rPr>
+          <w:color w:val="212121"/>
+        </w:rPr>
+        <w:t>,</w:t>
       </w:r>
       <w:r>
         <w:rPr>
@@ -4765,13 +4847,41 @@
         <w:rPr>
           <w:color w:val="212121"/>
         </w:rPr>
-        <w:t>Development Project Management System (Trello, Agilezen)</w:t>
-      </w:r>
-      <w:r>
-        <w:rPr>
-          <w:color w:val="212121"/>
-        </w:rPr>
-        <w:t>, ElasticSearch, Redis Cache</w:t>
+        <w:t xml:space="preserve">Development Project Management System (Trello, </w:t>
+      </w:r>
+      <w:proofErr w:type="spellStart"/>
+      <w:r>
+        <w:rPr>
+          <w:color w:val="212121"/>
+        </w:rPr>
+        <w:t>Agilezen</w:t>
+      </w:r>
+      <w:proofErr w:type="spellEnd"/>
+      <w:r>
+        <w:rPr>
+          <w:color w:val="212121"/>
+        </w:rPr>
+        <w:t>)</w:t>
+      </w:r>
+      <w:r>
+        <w:rPr>
+          <w:color w:val="212121"/>
+        </w:rPr>
+        <w:t xml:space="preserve">, </w:t>
+      </w:r>
+      <w:proofErr w:type="spellStart"/>
+      <w:r>
+        <w:rPr>
+          <w:color w:val="212121"/>
+        </w:rPr>
+        <w:t>ElasticSearch</w:t>
+      </w:r>
+      <w:proofErr w:type="spellEnd"/>
+      <w:r>
+        <w:rPr>
+          <w:color w:val="212121"/>
+        </w:rPr>
+        <w:t>, Redis Cache</w:t>
       </w:r>
     </w:p>
     <w:p>
@@ -5180,7 +5290,33 @@
         <w:t xml:space="preserve">nalyze </w:t>
       </w:r>
       <w:r>
-        <w:t>user requirements with BA, and Help to estimate time as a developer, Design and develop software and database architecture as per the requirement, Lead Team and Manage Team Member, Design and develop data integration process, Designing and developing BRAC Audit Management System Admin portal, DMS, Dynamic Dashboard with grapical chart. Developing BRAC Audit Management Notification System by Event-Driven Architecture with RabbitMQ, Hangfire (Background jobs and workers) mailing system to send schedule email and SMS to manager, users. Designing and developing module to send instant notification to different entity. Work on generate PDF report base on writing report and Dynamic MIS report.</w:t>
+        <w:t xml:space="preserve">user requirements with BA, and Help to estimate time as a developer, Design and develop software and database architecture as per the requirement, Lead Team and Manage Team Member, Design and develop data integration process, Designing and developing BRAC Audit Management System Admin portal, DMS, Dynamic Dashboard with </w:t>
+      </w:r>
+      <w:proofErr w:type="spellStart"/>
+      <w:r>
+        <w:t>grapical</w:t>
+      </w:r>
+      <w:proofErr w:type="spellEnd"/>
+      <w:r>
+        <w:t xml:space="preserve"> chart. Developing BRAC Audit Management Notification System by Event-Driven Architecture with RabbitMQ, Hangfire (Background jobs and workers) mailing system to send schedule email and SMS to manager, users. Designing and developing module to send instant notification to different </w:t>
+      </w:r>
+      <w:r>
+        <w:t>entities</w:t>
+      </w:r>
+      <w:r>
+        <w:t xml:space="preserve">. Work on </w:t>
+      </w:r>
+      <w:r>
+        <w:t>generating</w:t>
+      </w:r>
+      <w:r>
+        <w:t xml:space="preserve"> PDF report </w:t>
+      </w:r>
+      <w:r>
+        <w:t>based</w:t>
+      </w:r>
+      <w:r>
+        <w:t xml:space="preserve"> on writing report and Dynamic MIS report.</w:t>
       </w:r>
     </w:p>
     <w:p>
@@ -5196,7 +5332,19 @@
         <w:spacing w:before="2"/>
       </w:pPr>
       <w:r>
-        <w:t>Follow Agile methodologies and work closely with business unit to create technical stories in JIRA. Work on new project setup in .NET Platform, optimize codes and enhance performance as per the requirement set forth by enterprise architect. Work on developing different serverless solutions like Azure function, Lambda function in C#. Practice Test Driven Development and Design principles while developing codes. Use JIRA for tracking stories and work with scrum master to assign development tasks to fellow developers. Work with Development/testing, systems/infrastructure, and project teams to ensure continuous operations of the applications.</w:t>
+        <w:t xml:space="preserve">Follow Agile methodologies and work closely with business </w:t>
+      </w:r>
+      <w:r>
+        <w:t>units</w:t>
+      </w:r>
+      <w:r>
+        <w:t xml:space="preserve"> to create technical stories in JIRA. Work on new project setup in .NET Platform, optimize codes and enhance performance as per the </w:t>
+      </w:r>
+      <w:r>
+        <w:t>requirements</w:t>
+      </w:r>
+      <w:r>
+        <w:t xml:space="preserve"> set forth by enterprise architect. Work on developing different serverless solutions like Azure function, Lambda function in C#. Practice Test Driven Development and Design principles while developing codes. Use JIRA for tracking stories and work with scrum master to assign development tasks to fellow developers. Work with Development/testing, systems/infrastructure, and project teams to ensure continuous operations of the applications.</w:t>
       </w:r>
     </w:p>
     <w:p>
@@ -5215,7 +5363,15 @@
         <w:t>Working on BRAC Audit Management System, BRAC Learning Centre Mess Inventory Management</w:t>
       </w:r>
       <w:r>
-        <w:t>, BRAC Aid Management (Manobik)</w:t>
+        <w:t>, BRAC Aid Management (</w:t>
+      </w:r>
+      <w:proofErr w:type="spellStart"/>
+      <w:r>
+        <w:t>Manobik</w:t>
+      </w:r>
+      <w:proofErr w:type="spellEnd"/>
+      <w:r>
+        <w:t>)</w:t>
       </w:r>
     </w:p>
     <w:p>
@@ -5237,7 +5393,15 @@
         <w:t>CORE,</w:t>
       </w:r>
       <w:r>
-        <w:t xml:space="preserve"> ASP.NET CORE WebApi,</w:t>
+        <w:t xml:space="preserve"> ASP.NET CORE </w:t>
+      </w:r>
+      <w:proofErr w:type="spellStart"/>
+      <w:r>
+        <w:t>WebApi</w:t>
+      </w:r>
+      <w:proofErr w:type="spellEnd"/>
+      <w:r>
+        <w:t>,</w:t>
       </w:r>
       <w:r>
         <w:t xml:space="preserve"> Xamarin, ASP.NET WEB API, ASP.NET MV</w:t>
@@ -5258,7 +5422,15 @@
         <w:t>,</w:t>
       </w:r>
       <w:r>
-        <w:t xml:space="preserve"> ORM (Entity Framework), ElasticSearch,</w:t>
+        <w:t xml:space="preserve"> ORM (Entity Framework), </w:t>
+      </w:r>
+      <w:proofErr w:type="spellStart"/>
+      <w:r>
+        <w:t>ElasticSearch</w:t>
+      </w:r>
+      <w:proofErr w:type="spellEnd"/>
+      <w:r>
+        <w:t>,</w:t>
       </w:r>
       <w:r>
         <w:t xml:space="preserve"> </w:t>
@@ -5270,7 +5442,15 @@
         <w:t>,</w:t>
       </w:r>
       <w:r>
-        <w:t xml:space="preserve"> JavaScript, jQuery, Ajax, XML, JSON, Razor, HTML/5, CSS/3, ChartJS, </w:t>
+        <w:t xml:space="preserve"> JavaScript, jQuery, Ajax, XML, JSON, Razor, HTML/5, CSS/3, </w:t>
+      </w:r>
+      <w:proofErr w:type="spellStart"/>
+      <w:r>
+        <w:t>ChartJS</w:t>
+      </w:r>
+      <w:proofErr w:type="spellEnd"/>
+      <w:r>
+        <w:t xml:space="preserve">, </w:t>
       </w:r>
       <w:r>
         <w:t>Google Chart</w:t>
@@ -5288,10 +5468,26 @@
         <w:t>,</w:t>
       </w:r>
       <w:r>
-        <w:t xml:space="preserve"> Syncfusion for Generate PDF Report,</w:t>
-      </w:r>
-      <w:r>
-        <w:t xml:space="preserve"> DataTables, Angular, Bootstrap, GIT, JIRA</w:t>
+        <w:t xml:space="preserve"> </w:t>
+      </w:r>
+      <w:proofErr w:type="spellStart"/>
+      <w:r>
+        <w:t>Syncfusion</w:t>
+      </w:r>
+      <w:proofErr w:type="spellEnd"/>
+      <w:r>
+        <w:t xml:space="preserve"> for Generate PDF Report,</w:t>
+      </w:r>
+      <w:r>
+        <w:t xml:space="preserve"> </w:t>
+      </w:r>
+      <w:proofErr w:type="spellStart"/>
+      <w:r>
+        <w:t>DataTables</w:t>
+      </w:r>
+      <w:proofErr w:type="spellEnd"/>
+      <w:r>
+        <w:t>, Angular, Bootstrap, GIT, JIRA</w:t>
       </w:r>
     </w:p>
     <w:p>
@@ -5372,11 +5568,19 @@
         </w:rPr>
         <w:t xml:space="preserve"> </w:t>
       </w:r>
-      <w:r>
-        <w:rPr>
-          <w:b/>
-        </w:rPr>
-        <w:t>PlacoVU,</w:t>
+      <w:proofErr w:type="spellStart"/>
+      <w:r>
+        <w:rPr>
+          <w:b/>
+        </w:rPr>
+        <w:t>PlacoVU</w:t>
+      </w:r>
+      <w:proofErr w:type="spellEnd"/>
+      <w:r>
+        <w:rPr>
+          <w:b/>
+        </w:rPr>
+        <w:t>,</w:t>
       </w:r>
       <w:r>
         <w:rPr>
@@ -5926,7 +6130,15 @@
         <w:t xml:space="preserve"> </w:t>
       </w:r>
       <w:r>
-        <w:t>interceptor and guard and bind the data in the table using ngFor attributes.</w:t>
+        <w:t xml:space="preserve">interceptor and guard and bind the data in the table using </w:t>
+      </w:r>
+      <w:proofErr w:type="spellStart"/>
+      <w:r>
+        <w:t>ngFor</w:t>
+      </w:r>
+      <w:proofErr w:type="spellEnd"/>
+      <w:r>
+        <w:t xml:space="preserve"> attributes.</w:t>
       </w:r>
     </w:p>
     <w:p>
@@ -6516,7 +6728,7 @@
         <w:t xml:space="preserve"> </w:t>
       </w:r>
       <w:r>
-        <w:t>email</w:t>
+        <w:t>emails</w:t>
       </w:r>
       <w:r>
         <w:rPr>
@@ -6642,7 +6854,7 @@
         <w:t xml:space="preserve"> </w:t>
       </w:r>
       <w:r>
-        <w:t>module</w:t>
+        <w:t>modules</w:t>
       </w:r>
       <w:r>
         <w:rPr>
@@ -6909,7 +7121,7 @@
         <w:t xml:space="preserve"> </w:t>
       </w:r>
       <w:r>
-        <w:t>setup</w:t>
+        <w:t>set up</w:t>
       </w:r>
       <w:r>
         <w:rPr>
@@ -7319,7 +7531,13 @@
         <w:jc w:val="both"/>
       </w:pPr>
       <w:r>
-        <w:t>Highly involve in Virtual Machine, Application Gateway, Network Security Group, Virtual Network, DNS Zone, App Service Certificate, Recovery Service Vault, Azure Cosmos DB, SQL Database, Virtual Machine Scale Set,</w:t>
+        <w:t xml:space="preserve">Highly </w:t>
+      </w:r>
+      <w:r>
+        <w:t>involved</w:t>
+      </w:r>
+      <w:r>
+        <w:t xml:space="preserve"> in Virtual Machine, Application Gateway, Network Security Group, Virtual Network, DNS Zone, App Service Certificate, Recovery Service Vault, Azure Cosmos DB, SQL Database, Virtual Machine Scale Set,</w:t>
       </w:r>
       <w:r>
         <w:rPr>
@@ -7364,7 +7582,7 @@
         <w:t xml:space="preserve"> </w:t>
       </w:r>
       <w:r>
-        <w:t>setup</w:t>
+        <w:t>setting up</w:t>
       </w:r>
       <w:r>
         <w:rPr>
@@ -7382,7 +7600,7 @@
         <w:t xml:space="preserve"> </w:t>
       </w:r>
       <w:r>
-        <w:t>configure</w:t>
+        <w:t>configuring</w:t>
       </w:r>
       <w:r>
         <w:rPr>
@@ -7661,7 +7879,55 @@
         <w:t xml:space="preserve"> MongoDB,</w:t>
       </w:r>
       <w:r>
-        <w:t xml:space="preserve"> ORM (Entity Framework), ElasticSearch, Hadoop, JavaScript, jQuery, Ajax, XML, JSON, Razor, HTML/5, CSS/3, ChartJS, Highcharts, Kendo UI, JQGrid, DataTables, JQWidget, Angular, AngularJS, Facebook API, Bootstrap, Jenkins, GIT, Maven, JIRA</w:t>
+        <w:t xml:space="preserve"> ORM (Entity Framework), </w:t>
+      </w:r>
+      <w:proofErr w:type="spellStart"/>
+      <w:r>
+        <w:t>ElasticSearch</w:t>
+      </w:r>
+      <w:proofErr w:type="spellEnd"/>
+      <w:r>
+        <w:t xml:space="preserve">, Hadoop, JavaScript, jQuery, Ajax, XML, JSON, Razor, HTML/5, CSS/3, </w:t>
+      </w:r>
+      <w:proofErr w:type="spellStart"/>
+      <w:r>
+        <w:t>ChartJS</w:t>
+      </w:r>
+      <w:proofErr w:type="spellEnd"/>
+      <w:r>
+        <w:t xml:space="preserve">, </w:t>
+      </w:r>
+      <w:proofErr w:type="spellStart"/>
+      <w:r>
+        <w:t>Highcharts</w:t>
+      </w:r>
+      <w:proofErr w:type="spellEnd"/>
+      <w:r>
+        <w:t xml:space="preserve">, Kendo UI, </w:t>
+      </w:r>
+      <w:proofErr w:type="spellStart"/>
+      <w:r>
+        <w:t>JQGrid</w:t>
+      </w:r>
+      <w:proofErr w:type="spellEnd"/>
+      <w:r>
+        <w:t xml:space="preserve">, </w:t>
+      </w:r>
+      <w:proofErr w:type="spellStart"/>
+      <w:r>
+        <w:t>DataTables</w:t>
+      </w:r>
+      <w:proofErr w:type="spellEnd"/>
+      <w:r>
+        <w:t xml:space="preserve">, </w:t>
+      </w:r>
+      <w:proofErr w:type="spellStart"/>
+      <w:r>
+        <w:t>JQWidget</w:t>
+      </w:r>
+      <w:proofErr w:type="spellEnd"/>
+      <w:r>
+        <w:t>, Angular, AngularJS, Facebook API, Bootstrap, Jenkins, GIT, Maven, JIRA</w:t>
       </w:r>
     </w:p>
     <w:p>
@@ -7725,12 +7991,14 @@
         </w:rPr>
         <w:t xml:space="preserve"> </w:t>
       </w:r>
+      <w:proofErr w:type="spellStart"/>
       <w:r>
         <w:rPr>
           <w:b/>
         </w:rPr>
         <w:t>SoftwareGrid</w:t>
       </w:r>
+      <w:proofErr w:type="spellEnd"/>
       <w:r>
         <w:rPr>
           <w:b/>
@@ -7915,7 +8183,7 @@
         <w:t xml:space="preserve"> </w:t>
       </w:r>
       <w:r>
-        <w:t>develop</w:t>
+        <w:t>developed</w:t>
       </w:r>
       <w:r>
         <w:rPr>
@@ -8057,7 +8325,13 @@
         <w:jc w:val="both"/>
       </w:pPr>
       <w:r>
-        <w:t>Designed and developed data integration process, Create or modify database table structure as per</w:t>
+        <w:t xml:space="preserve">Designed and developed data integration </w:t>
+      </w:r>
+      <w:r>
+        <w:t>processes</w:t>
+      </w:r>
+      <w:r>
+        <w:t>, Create or modify database table structure as per</w:t>
       </w:r>
       <w:r>
         <w:rPr>
@@ -8419,7 +8693,13 @@
         <w:rPr>
           <w:spacing w:val="-2"/>
         </w:rPr>
-        <w:t>process.</w:t>
+        <w:t>processes</w:t>
+      </w:r>
+      <w:r>
+        <w:rPr>
+          <w:spacing w:val="-2"/>
+        </w:rPr>
+        <w:t>.</w:t>
       </w:r>
     </w:p>
     <w:p>
@@ -8641,8 +8921,13 @@
         </w:rPr>
         <w:t xml:space="preserve"> </w:t>
       </w:r>
-      <w:r>
-        <w:t>Highcharts,</w:t>
+      <w:proofErr w:type="spellStart"/>
+      <w:r>
+        <w:t>Highcharts</w:t>
+      </w:r>
+      <w:proofErr w:type="spellEnd"/>
+      <w:r>
+        <w:t>,</w:t>
       </w:r>
       <w:r>
         <w:rPr>
@@ -8668,8 +8953,13 @@
         </w:rPr>
         <w:t xml:space="preserve"> </w:t>
       </w:r>
-      <w:r>
-        <w:t>JQGrid,</w:t>
+      <w:proofErr w:type="spellStart"/>
+      <w:r>
+        <w:t>JQGrid</w:t>
+      </w:r>
+      <w:proofErr w:type="spellEnd"/>
+      <w:r>
+        <w:t>,</w:t>
       </w:r>
       <w:r>
         <w:rPr>
@@ -8677,8 +8967,13 @@
         </w:rPr>
         <w:t xml:space="preserve"> </w:t>
       </w:r>
-      <w:r>
-        <w:t>DataTables, Angular, AngularJS.</w:t>
+      <w:proofErr w:type="spellStart"/>
+      <w:r>
+        <w:t>DataTables</w:t>
+      </w:r>
+      <w:proofErr w:type="spellEnd"/>
+      <w:r>
+        <w:t>, Angular, AngularJS.</w:t>
       </w:r>
     </w:p>
     <w:p>
@@ -8729,12 +9024,14 @@
         </w:rPr>
         <w:t xml:space="preserve"> </w:t>
       </w:r>
+      <w:proofErr w:type="spellStart"/>
       <w:r>
         <w:rPr>
           <w:b/>
         </w:rPr>
         <w:t>TechnoVista</w:t>
       </w:r>
+      <w:proofErr w:type="spellEnd"/>
       <w:r>
         <w:rPr>
           <w:b/>
@@ -9043,7 +9340,13 @@
         <w:t xml:space="preserve"> </w:t>
       </w:r>
       <w:r>
-        <w:t>project, analyze business domain,</w:t>
+        <w:t xml:space="preserve">project, </w:t>
+      </w:r>
+      <w:r>
+        <w:t>analyzing</w:t>
+      </w:r>
+      <w:r>
+        <w:t xml:space="preserve"> business domain,</w:t>
       </w:r>
       <w:r>
         <w:rPr>
@@ -9230,7 +9533,13 @@
         <w:t xml:space="preserve"> </w:t>
       </w:r>
       <w:r>
-        <w:t>and implementing process.</w:t>
+        <w:t xml:space="preserve">and implementing </w:t>
+      </w:r>
+      <w:r>
+        <w:t>processes</w:t>
+      </w:r>
+      <w:r>
+        <w:t>.</w:t>
       </w:r>
     </w:p>
     <w:p>
@@ -9375,7 +9684,63 @@
         <w:jc w:val="both"/>
       </w:pPr>
       <w:r>
-        <w:t>Technologies: Visual Studio, ASP.NET 3.5/4, ASP.NET WEB API, ASP.NET MVC 3/4/5, SQL Server, MySql, ORM (Entity Framework), PHP(Codeigniter), Elasticsearch, JavaScript, jQuery, Ajax, XML, JSON, Razor, HTML/5, CSS/3, Highcharts, Kendo UI, JQGrid, DataTables, JQWidget, KnockOutJS, AngularJS.</w:t>
+        <w:t xml:space="preserve">Technologies: Visual Studio, ASP.NET 3.5/4, ASP.NET WEB API, ASP.NET MVC 3/4/5, SQL Server, </w:t>
+      </w:r>
+      <w:proofErr w:type="spellStart"/>
+      <w:r>
+        <w:t>MySql</w:t>
+      </w:r>
+      <w:proofErr w:type="spellEnd"/>
+      <w:r>
+        <w:t>, ORM (Entity Framework), PHP(</w:t>
+      </w:r>
+      <w:proofErr w:type="spellStart"/>
+      <w:r>
+        <w:t>Codeigniter</w:t>
+      </w:r>
+      <w:proofErr w:type="spellEnd"/>
+      <w:r>
+        <w:t xml:space="preserve">), Elasticsearch, JavaScript, jQuery, Ajax, XML, JSON, Razor, HTML/5, CSS/3, </w:t>
+      </w:r>
+      <w:proofErr w:type="spellStart"/>
+      <w:r>
+        <w:t>Highcharts</w:t>
+      </w:r>
+      <w:proofErr w:type="spellEnd"/>
+      <w:r>
+        <w:t xml:space="preserve">, Kendo UI, </w:t>
+      </w:r>
+      <w:proofErr w:type="spellStart"/>
+      <w:r>
+        <w:t>JQGrid</w:t>
+      </w:r>
+      <w:proofErr w:type="spellEnd"/>
+      <w:r>
+        <w:t xml:space="preserve">, </w:t>
+      </w:r>
+      <w:proofErr w:type="spellStart"/>
+      <w:r>
+        <w:t>DataTables</w:t>
+      </w:r>
+      <w:proofErr w:type="spellEnd"/>
+      <w:r>
+        <w:t xml:space="preserve">, </w:t>
+      </w:r>
+      <w:proofErr w:type="spellStart"/>
+      <w:r>
+        <w:t>JQWidget</w:t>
+      </w:r>
+      <w:proofErr w:type="spellEnd"/>
+      <w:r>
+        <w:t xml:space="preserve">, </w:t>
+      </w:r>
+      <w:proofErr w:type="spellStart"/>
+      <w:r>
+        <w:t>KnockOutJS</w:t>
+      </w:r>
+      <w:proofErr w:type="spellEnd"/>
+      <w:r>
+        <w:t>, AngularJS.</w:t>
       </w:r>
     </w:p>
     <w:p>
@@ -10258,7 +10623,55 @@
         <w:t xml:space="preserve"> </w:t>
       </w:r>
       <w:r>
-        <w:t>Server, MySql, ORM (Entity Framework), PHP(Codeigniter), JavaScript, jQuery, Ajax, XML, JSON, Razor, HTML/5, CSS/3, Highcharts, JQGrid, DataTables, JQWidget.</w:t>
+        <w:t xml:space="preserve">Server, </w:t>
+      </w:r>
+      <w:proofErr w:type="spellStart"/>
+      <w:r>
+        <w:t>MySql</w:t>
+      </w:r>
+      <w:proofErr w:type="spellEnd"/>
+      <w:r>
+        <w:t>, ORM (Entity Framework), PHP(</w:t>
+      </w:r>
+      <w:proofErr w:type="spellStart"/>
+      <w:r>
+        <w:t>Codeigniter</w:t>
+      </w:r>
+      <w:proofErr w:type="spellEnd"/>
+      <w:r>
+        <w:t xml:space="preserve">), JavaScript, jQuery, Ajax, XML, JSON, Razor, HTML/5, CSS/3, </w:t>
+      </w:r>
+      <w:proofErr w:type="spellStart"/>
+      <w:r>
+        <w:t>Highcharts</w:t>
+      </w:r>
+      <w:proofErr w:type="spellEnd"/>
+      <w:r>
+        <w:t xml:space="preserve">, </w:t>
+      </w:r>
+      <w:proofErr w:type="spellStart"/>
+      <w:r>
+        <w:t>JQGrid</w:t>
+      </w:r>
+      <w:proofErr w:type="spellEnd"/>
+      <w:r>
+        <w:t xml:space="preserve">, </w:t>
+      </w:r>
+      <w:proofErr w:type="spellStart"/>
+      <w:r>
+        <w:t>DataTables</w:t>
+      </w:r>
+      <w:proofErr w:type="spellEnd"/>
+      <w:r>
+        <w:t xml:space="preserve">, </w:t>
+      </w:r>
+      <w:proofErr w:type="spellStart"/>
+      <w:r>
+        <w:t>JQWidget</w:t>
+      </w:r>
+      <w:proofErr w:type="spellEnd"/>
+      <w:r>
+        <w:t>.</w:t>
       </w:r>
     </w:p>
     <w:p>
@@ -10308,12 +10721,14 @@
         </w:rPr>
         <w:t xml:space="preserve"> </w:t>
       </w:r>
+      <w:proofErr w:type="spellStart"/>
       <w:r>
         <w:rPr>
           <w:b/>
         </w:rPr>
         <w:t>Regfire</w:t>
       </w:r>
+      <w:proofErr w:type="spellEnd"/>
       <w:r>
         <w:rPr>
           <w:b/>
@@ -10729,7 +11144,10 @@
         <w:t xml:space="preserve"> </w:t>
       </w:r>
       <w:r>
-        <w:t>supervisor, assisted</w:t>
+        <w:t>supervisors</w:t>
+      </w:r>
+      <w:r>
+        <w:t>, assisted</w:t>
       </w:r>
       <w:r>
         <w:rPr>
@@ -10765,7 +11183,13 @@
         <w:t xml:space="preserve"> </w:t>
       </w:r>
       <w:r>
-        <w:t>development, learned new tools and help them to implement.</w:t>
+        <w:t xml:space="preserve">development, learned new tools and </w:t>
+      </w:r>
+      <w:r>
+        <w:t>helped</w:t>
+      </w:r>
+      <w:r>
+        <w:t xml:space="preserve"> them to implement.</w:t>
       </w:r>
     </w:p>
     <w:p>
@@ -11198,15 +11622,6 @@
         <w:t xml:space="preserve"> </w:t>
       </w:r>
       <w:r>
-        <w:t>are</w:t>
-      </w:r>
-      <w:r>
-        <w:rPr>
-          <w:spacing w:val="-4"/>
-        </w:rPr>
-        <w:t xml:space="preserve"> </w:t>
-      </w:r>
-      <w:r>
         <w:t>existed</w:t>
       </w:r>
       <w:r>
@@ -11508,17 +11923,62 @@
         </w:rPr>
         <w:t xml:space="preserve"> </w:t>
       </w:r>
-      <w:r>
-        <w:t>MySql,</w:t>
-      </w:r>
-      <w:r>
-        <w:rPr>
-          <w:spacing w:val="-2"/>
-        </w:rPr>
-        <w:t xml:space="preserve"> </w:t>
-      </w:r>
-      <w:r>
-        <w:t>ORM (Entity Framework), PHP(Codeigniter), JavaScript, jQuery, Ajax, XML, JSON, Razor, HTML/5, CSS/3, Highcharts, JQGrid, DataTables, JQWidget.</w:t>
+      <w:proofErr w:type="spellStart"/>
+      <w:r>
+        <w:t>MySql</w:t>
+      </w:r>
+      <w:proofErr w:type="spellEnd"/>
+      <w:r>
+        <w:t>,</w:t>
+      </w:r>
+      <w:r>
+        <w:rPr>
+          <w:spacing w:val="-2"/>
+        </w:rPr>
+        <w:t xml:space="preserve"> </w:t>
+      </w:r>
+      <w:r>
+        <w:t>ORM (Entity Framework), PHP(</w:t>
+      </w:r>
+      <w:proofErr w:type="spellStart"/>
+      <w:r>
+        <w:t>Codeigniter</w:t>
+      </w:r>
+      <w:proofErr w:type="spellEnd"/>
+      <w:r>
+        <w:t xml:space="preserve">), JavaScript, jQuery, Ajax, XML, JSON, Razor, HTML/5, CSS/3, </w:t>
+      </w:r>
+      <w:proofErr w:type="spellStart"/>
+      <w:r>
+        <w:t>Highcharts</w:t>
+      </w:r>
+      <w:proofErr w:type="spellEnd"/>
+      <w:r>
+        <w:t xml:space="preserve">, </w:t>
+      </w:r>
+      <w:proofErr w:type="spellStart"/>
+      <w:r>
+        <w:t>JQGrid</w:t>
+      </w:r>
+      <w:proofErr w:type="spellEnd"/>
+      <w:r>
+        <w:t xml:space="preserve">, </w:t>
+      </w:r>
+      <w:proofErr w:type="spellStart"/>
+      <w:r>
+        <w:t>DataTables</w:t>
+      </w:r>
+      <w:proofErr w:type="spellEnd"/>
+      <w:r>
+        <w:t xml:space="preserve">, </w:t>
+      </w:r>
+      <w:proofErr w:type="spellStart"/>
+      <w:r>
+        <w:t>JQWidget</w:t>
+      </w:r>
+      <w:proofErr w:type="spellEnd"/>
+      <w:r>
+        <w:t>.</w:t>
       </w:r>
     </w:p>
     <w:p>
@@ -11563,12 +12023,14 @@
         </w:rPr>
         <w:t xml:space="preserve"> </w:t>
       </w:r>
+      <w:proofErr w:type="spellStart"/>
       <w:r>
         <w:rPr>
           <w:b/>
         </w:rPr>
         <w:t>Mashiur</w:t>
       </w:r>
+      <w:proofErr w:type="spellEnd"/>
       <w:r>
         <w:rPr>
           <w:b/>
@@ -12085,7 +12547,7 @@
         <w:t xml:space="preserve"> </w:t>
       </w:r>
       <w:r>
-        <w:t>site</w:t>
+        <w:t>sites</w:t>
       </w:r>
       <w:r>
         <w:rPr>
@@ -12284,7 +12746,31 @@
         <w:t xml:space="preserve"> </w:t>
       </w:r>
       <w:r>
-        <w:t>Framework), JavaScript, jQuery, Ajax, XML, JSON, Razor, HTML, CSS, JQGrid, DataTables, DotNetNuke(DNN).</w:t>
+        <w:t xml:space="preserve">Framework), JavaScript, jQuery, Ajax, XML, JSON, Razor, HTML, CSS, </w:t>
+      </w:r>
+      <w:proofErr w:type="spellStart"/>
+      <w:r>
+        <w:t>JQGrid</w:t>
+      </w:r>
+      <w:proofErr w:type="spellEnd"/>
+      <w:r>
+        <w:t xml:space="preserve">, </w:t>
+      </w:r>
+      <w:proofErr w:type="spellStart"/>
+      <w:r>
+        <w:t>DataTables</w:t>
+      </w:r>
+      <w:proofErr w:type="spellEnd"/>
+      <w:r>
+        <w:t xml:space="preserve">, </w:t>
+      </w:r>
+      <w:proofErr w:type="spellStart"/>
+      <w:r>
+        <w:t>DotNetNuke</w:t>
+      </w:r>
+      <w:proofErr w:type="spellEnd"/>
+      <w:r>
+        <w:t>(DNN).</w:t>
       </w:r>
     </w:p>
     <w:p>
@@ -12591,8 +13077,13 @@
         </w:rPr>
         <w:t xml:space="preserve"> </w:t>
       </w:r>
-      <w:r>
-        <w:t>IsDB-</w:t>
+      <w:proofErr w:type="spellStart"/>
+      <w:r>
+        <w:t>IsDB</w:t>
+      </w:r>
+      <w:proofErr w:type="spellEnd"/>
+      <w:r>
+        <w:t>-</w:t>
       </w:r>
       <w:r>
         <w:rPr>
@@ -13099,7 +13590,7 @@
         <w:t xml:space="preserve"> </w:t>
       </w:r>
       <w:r>
-        <w:t>direction</w:t>
+        <w:t>directions</w:t>
       </w:r>
       <w:r>
         <w:rPr>
@@ -13349,7 +13840,7 @@
         <w:rPr>
           <w:spacing w:val="-2"/>
         </w:rPr>
-        <w:t>client</w:t>
+        <w:t>clients</w:t>
       </w:r>
     </w:p>
     <w:sectPr>
@@ -14314,6 +14805,7 @@
   <w:style w:type="character" w:default="1" w:styleId="DefaultParagraphFont">
     <w:name w:val="Default Paragraph Font"/>
     <w:uiPriority w:val="1"/>
+    <w:semiHidden/>
     <w:unhideWhenUsed/>
   </w:style>
   <w:style w:type="table" w:default="1" w:styleId="TableNormal">
